--- a/docs/submission/FarmLink-AI-Technical-Document.docx
+++ b/docs/submission/FarmLink-AI-Technical-Document.docx
@@ -80,7 +80,7 @@
               <w:rPr>
                 <w:color w:val="17213A"/>
               </w:rPr>
-              <w:t>[Team name]</w:t>
+              <w:t>Team FarmLink (American International University-Bangladesh)</w:t>
             </w:r>
           </w:p>
         </w:tc>
